--- a/03_Outputs/final scripts/zh/Module 7/7.0.0-zh.docx
+++ b/03_Outputs/final scripts/zh/Module 7/7.0.0-zh.docx
@@ -19,12 +19,12 @@
     </w:p>
     <w:p>
       <w:r>
-        <w:t>技术的进步也在拓展数据的应用范围。由人工智能驱动的遥感技术现在可以提供高分辨率的 underserved 区域地图，帮助识别基础设施最需要建设的地方。</w:t>
+        <w:t>技术的进步也在扩展数据的功能。由人工智能驱动的遥感技术现在可以提供高分辨率的 underserved 区域地图，帮助识别基础设施最需要建设的地方。</w:t>
       </w:r>
     </w:p>
     <w:p>
       <w:r>
-        <w:t>在整个本模块中，你将了解数据如何支持能源政策周期的每个阶段：识别差距、设定目标、跟踪进展和评估成果。你还将看到性别分解和交叉性数据的纳入如何增强获取的公平性，以及区块链和先进建模等工具如何促进透明和具有韧性的能源系统。</w:t>
+        <w:t>在整个本模块中，你将探索数据如何支持能源政策周期的每个阶段：识别差距、设定目标、跟踪进展和评估成果。你还将了解性别分解和交叉性数据的纳入如何增强获取的公平性，以及区块链和先进建模等工具如何促进透明和具有韧性的能源系统。</w:t>
       </w:r>
     </w:p>
     <w:p>
